--- a/master_skills/2023-05-15_第一阶段——内秀说明.docx
+++ b/master_skills/2023-05-15_第一阶段——内秀说明.docx
@@ -1,259 +1,395 @@
 
 <file path=word/document.xml><?xml version="1.0" encoding="utf-8"?>
-<w:document xmlns:wpc="http://schemas.microsoft.com/office/word/2010/wordprocessingCanvas" xmlns:cx="http://schemas.microsoft.com/office/drawing/2014/chartex" xmlns:cx1="http://schemas.microsoft.com/office/drawing/2015/9/8/chartex" xmlns:cx2="http://schemas.microsoft.com/office/drawing/2015/10/21/chartex" xmlns:cx3="http://schemas.microsoft.com/office/drawing/2016/5/9/chartex" xmlns:cx4="http://schemas.microsoft.com/office/drawing/2016/5/10/chartex" xmlns:cx5="http://schemas.microsoft.com/office/drawing/2016/5/11/chartex" xmlns:cx6="http://schemas.microsoft.com/office/drawing/2016/5/12/chartex" xmlns:cx7="http://schemas.microsoft.com/office/drawing/2016/5/13/chartex" xmlns:cx8="http://schemas.microsoft.com/office/drawing/2016/5/14/chartex" xmlns:mc="http://schemas.openxmlformats.org/markup-compatibility/2006" xmlns:aink="http://schemas.microsoft.com/office/drawing/2016/ink" xmlns:am3d="http://schemas.microsoft.com/office/drawing/2017/model3d" xmlns:o="urn:schemas-microsoft-com:office:office" xmlns:oel="http://schemas.microsoft.com/office/2019/extlst" xmlns:r="http://schemas.openxmlformats.org/officeDocument/2006/relationships" xmlns:m="http://schemas.openxmlformats.org/officeDocument/2006/math" xmlns:v="urn:schemas-microsoft-com:vml" xmlns:wp14="http://schemas.microsoft.com/office/word/2010/wordprocessingDrawing" xmlns:wp="http://schemas.openxmlformats.org/drawingml/2006/wordprocessingDrawing" xmlns:w10="urn:schemas-microsoft-com:office:word" xmlns:w="http://schemas.openxmlformats.org/wordprocessingml/2006/main" xmlns:w14="http://schemas.microsoft.com/office/word/2010/wordml" xmlns:w15="http://schemas.microsoft.com/office/word/2012/wordml" xmlns:w16cex="http://schemas.microsoft.com/office/word/2018/wordml/cex" xmlns:w16cid="http://schemas.microsoft.com/office/word/2016/wordml/cid" xmlns:w16="http://schemas.microsoft.com/office/word/2018/wordml" xmlns:w16du="http://schemas.microsoft.com/office/word/2023/wordml/word16du" xmlns:w16sdtdh="http://schemas.microsoft.com/office/word/2020/wordml/sdtdatahash" xmlns:w16se="http://schemas.microsoft.com/office/word/2015/wordml/symex" xmlns:wpg="http://schemas.microsoft.com/office/word/2010/wordprocessingGroup" xmlns:wpi="http://schemas.microsoft.com/office/word/2010/wordprocessingInk" xmlns:wne="http://schemas.microsoft.com/office/word/2006/wordml" xmlns:wps="http://schemas.microsoft.com/office/word/2010/wordprocessingShape" mc:Ignorable="w14 w15 w16se w16cid w16 w16cex w16sdtdh wp14">
+<w:document xmlns:wpc="http://schemas.microsoft.com/office/word/2010/wordprocessingCanvas" xmlns:cx="http://schemas.microsoft.com/office/drawing/2014/chartex" xmlns:cx1="http://schemas.microsoft.com/office/drawing/2015/9/8/chartex" xmlns:cx2="http://schemas.microsoft.com/office/drawing/2015/10/21/chartex" xmlns:cx3="http://schemas.microsoft.com/office/drawing/2016/5/9/chartex" xmlns:cx4="http://schemas.microsoft.com/office/drawing/2016/5/10/chartex" xmlns:cx5="http://schemas.microsoft.com/office/drawing/2016/5/11/chartex" xmlns:cx6="http://schemas.microsoft.com/office/drawing/2016/5/12/chartex" xmlns:cx7="http://schemas.microsoft.com/office/drawing/2016/5/13/chartex" xmlns:cx8="http://schemas.microsoft.com/office/drawing/2016/5/14/chartex" xmlns:mc="http://schemas.openxmlformats.org/markup-compatibility/2006" xmlns:aink="http://schemas.microsoft.com/office/drawing/2016/ink" xmlns:am3d="http://schemas.microsoft.com/office/drawing/2017/model3d" xmlns:o="urn:schemas-microsoft-com:office:office" xmlns:r="http://schemas.openxmlformats.org/officeDocument/2006/relationships" xmlns:m="http://schemas.openxmlformats.org/officeDocument/2006/math" xmlns:v="urn:schemas-microsoft-com:vml" xmlns:wp14="http://schemas.microsoft.com/office/word/2010/wordprocessingDrawing" xmlns:wp="http://schemas.openxmlformats.org/drawingml/2006/wordprocessingDrawing" xmlns:w10="urn:schemas-microsoft-com:office:word" xmlns:w="http://schemas.openxmlformats.org/wordprocessingml/2006/main" xmlns:w14="http://schemas.microsoft.com/office/word/2010/wordml" xmlns:w15="http://schemas.microsoft.com/office/word/2012/wordml" xmlns:w16cex="http://schemas.microsoft.com/office/word/2018/wordml/cex" xmlns:w16cid="http://schemas.microsoft.com/office/word/2016/wordml/cid" xmlns:w16="http://schemas.microsoft.com/office/word/2018/wordml" xmlns:w16sdtdh="http://schemas.microsoft.com/office/word/2020/wordml/sdtdatahash" xmlns:w16se="http://schemas.microsoft.com/office/word/2015/wordml/symex" xmlns:wpg="http://schemas.microsoft.com/office/word/2010/wordprocessingGroup" xmlns:wpi="http://schemas.microsoft.com/office/word/2010/wordprocessingInk" xmlns:wne="http://schemas.microsoft.com/office/word/2006/wordml" xmlns:wps="http://schemas.microsoft.com/office/word/2010/wordprocessingShape" mc:Ignorable="w14 w15 w16se w16cid w16 w16cex w16sdtdh wp14">
   <w:body>
     <w:p>
-      <w:r>
-        <w:rPr>
-          <w:rFonts w:hint="eastAsia"/>
+      <w:pPr>
+        <w:spacing w:line="380" w:lineRule="exact"/>
+        <w:rPr>
+          <w:rFonts w:ascii="Times New Roman" w:eastAsia="等线" w:hAnsi="Times New Roman"/>
+          <w:b/>
+          <w:bCs/>
+          <w:sz w:val="24"/>
+        </w:rPr>
+      </w:pPr>
+      <w:r>
+        <w:rPr>
+          <w:rFonts w:ascii="Times New Roman" w:eastAsia="等线" w:hAnsi="Times New Roman" w:hint="eastAsia"/>
+          <w:b/>
+          <w:bCs/>
+          <w:sz w:val="24"/>
         </w:rPr>
         <w:t>内秀</w:t>
       </w:r>
     </w:p>
-    <w:p/>
-    <w:p>
-      <w:r>
-        <w:rPr>
-          <w:rFonts w:hint="eastAsia"/>
+    <w:p>
+      <w:pPr>
+        <w:spacing w:line="380" w:lineRule="exact"/>
+        <w:rPr>
+          <w:rFonts w:ascii="Times New Roman" w:eastAsia="等线" w:hAnsi="Times New Roman"/>
+          <w:sz w:val="24"/>
+        </w:rPr>
+      </w:pPr>
+    </w:p>
+    <w:p>
+      <w:pPr>
+        <w:spacing w:line="380" w:lineRule="exact"/>
+        <w:rPr>
+          <w:rFonts w:ascii="Times New Roman" w:eastAsia="等线" w:hAnsi="Times New Roman"/>
+          <w:sz w:val="24"/>
+        </w:rPr>
+      </w:pPr>
+      <w:r>
+        <w:rPr>
+          <w:rFonts w:ascii="Times New Roman" w:eastAsia="等线" w:hAnsi="Times New Roman" w:hint="eastAsia"/>
+          <w:sz w:val="24"/>
         </w:rPr>
         <w:t>一个独立思考的人的最大乐趣，是在大师们的指导下，通过自己的活动，重新得出这些结果。</w:t>
       </w:r>
     </w:p>
     <w:p>
       <w:pPr>
+        <w:spacing w:line="380" w:lineRule="exact"/>
         <w:jc w:val="right"/>
         <w:rPr>
-          <w:rFonts w:hint="eastAsia"/>
-        </w:rPr>
-      </w:pPr>
-      <w:r>
-        <w:rPr>
-          <w:rFonts w:hint="eastAsia"/>
+          <w:rFonts w:ascii="Times New Roman" w:eastAsia="等线" w:hAnsi="Times New Roman"/>
+          <w:sz w:val="24"/>
+        </w:rPr>
+      </w:pPr>
+      <w:r>
+        <w:rPr>
+          <w:rFonts w:ascii="Times New Roman" w:eastAsia="等线" w:hAnsi="Times New Roman" w:hint="eastAsia"/>
+          <w:sz w:val="24"/>
         </w:rPr>
         <w:t>——</w:t>
       </w:r>
       <w:r>
+        <w:rPr>
+          <w:rFonts w:ascii="Times New Roman" w:eastAsia="等线" w:hAnsi="Times New Roman"/>
+          <w:sz w:val="24"/>
+        </w:rPr>
         <w:t>克</w:t>
       </w:r>
       <w:proofErr w:type="gramStart"/>
       <w:r>
+        <w:rPr>
+          <w:rFonts w:ascii="Times New Roman" w:eastAsia="等线" w:hAnsi="Times New Roman"/>
+          <w:sz w:val="24"/>
+        </w:rPr>
         <w:t>莱</w:t>
       </w:r>
       <w:proofErr w:type="gramEnd"/>
       <w:r>
+        <w:rPr>
+          <w:rFonts w:ascii="Times New Roman" w:eastAsia="等线" w:hAnsi="Times New Roman"/>
+          <w:sz w:val="24"/>
+        </w:rPr>
         <w:t>因</w:t>
       </w:r>
     </w:p>
     <w:p>
       <w:pPr>
-        <w:rPr>
-          <w:rFonts w:hint="eastAsia"/>
-        </w:rPr>
-      </w:pPr>
-      <w:r>
-        <w:rPr>
-          <w:rFonts w:hint="eastAsia"/>
+        <w:spacing w:line="380" w:lineRule="exact"/>
+        <w:rPr>
+          <w:rFonts w:ascii="Times New Roman" w:eastAsia="等线" w:hAnsi="Times New Roman"/>
+          <w:sz w:val="24"/>
+        </w:rPr>
+      </w:pPr>
+      <w:r>
+        <w:rPr>
+          <w:rFonts w:ascii="Times New Roman" w:eastAsia="等线" w:hAnsi="Times New Roman" w:hint="eastAsia"/>
+          <w:sz w:val="24"/>
         </w:rPr>
         <w:t>一个实践传统多多少少是自主自洽的，它却不是封闭的。</w:t>
       </w:r>
     </w:p>
     <w:p>
       <w:pPr>
-        <w:jc w:val="left"/>
-      </w:pPr>
-      <w:r>
-        <w:rPr>
-          <w:rFonts w:hint="eastAsia"/>
+        <w:spacing w:line="380" w:lineRule="exact"/>
+        <w:rPr>
+          <w:rFonts w:ascii="Times New Roman" w:eastAsia="等线" w:hAnsi="Times New Roman"/>
+          <w:sz w:val="24"/>
+        </w:rPr>
+      </w:pPr>
+      <w:r>
+        <w:rPr>
+          <w:rFonts w:ascii="Times New Roman" w:eastAsia="等线" w:hAnsi="Times New Roman" w:hint="eastAsia"/>
+          <w:sz w:val="24"/>
         </w:rPr>
         <w:t>创造性大致是说改变了我们看待事物的眼光。</w:t>
       </w:r>
       <w:r>
         <w:rPr>
-          <w:rFonts w:hint="eastAsia"/>
+          <w:rFonts w:ascii="Times New Roman" w:eastAsia="等线" w:hAnsi="Times New Roman" w:hint="eastAsia"/>
+          <w:sz w:val="24"/>
         </w:rPr>
         <w:t xml:space="preserve"> </w:t>
       </w:r>
     </w:p>
     <w:p>
       <w:pPr>
+        <w:spacing w:line="380" w:lineRule="exact"/>
         <w:jc w:val="right"/>
         <w:rPr>
-          <w:rFonts w:hint="eastAsia"/>
-        </w:rPr>
-      </w:pPr>
-      <w:r>
-        <w:rPr>
-          <w:rFonts w:hint="eastAsia"/>
+          <w:rFonts w:ascii="Times New Roman" w:eastAsia="等线" w:hAnsi="Times New Roman"/>
+          <w:sz w:val="24"/>
+        </w:rPr>
+      </w:pPr>
+      <w:r>
+        <w:rPr>
+          <w:rFonts w:ascii="Times New Roman" w:eastAsia="等线" w:hAnsi="Times New Roman" w:hint="eastAsia"/>
+          <w:sz w:val="24"/>
         </w:rPr>
         <w:t>——陈嘉映</w:t>
       </w:r>
     </w:p>
     <w:p>
       <w:pPr>
-        <w:jc w:val="left"/>
-      </w:pPr>
-    </w:p>
-    <w:p>
-      <w:pPr>
-        <w:jc w:val="left"/>
-      </w:pPr>
-      <w:r>
-        <w:rPr>
-          <w:rFonts w:hint="eastAsia"/>
-        </w:rPr>
-        <w:t>第一句话，指我的思维模型本是野路子，但翻译成专有名词，也是可取的，我在分类之分类已给它放好了位置。不是封闭的，如我所说之同化；所谓从一个循环跳到另一个完全不相干的循环，其中不能实现的原因，我认为就是它并不封闭。（在苏菲的世界中，她们逃离了</w:t>
-      </w:r>
-      <w:r>
-        <w:rPr>
-          <w:rFonts w:hint="eastAsia"/>
+        <w:spacing w:line="380" w:lineRule="exact"/>
+        <w:rPr>
+          <w:rFonts w:ascii="Times New Roman" w:eastAsia="等线" w:hAnsi="Times New Roman"/>
+          <w:sz w:val="24"/>
+        </w:rPr>
+      </w:pPr>
+    </w:p>
+    <w:p>
+      <w:pPr>
+        <w:spacing w:line="380" w:lineRule="exact"/>
+        <w:rPr>
+          <w:rFonts w:ascii="Times New Roman" w:eastAsia="等线" w:hAnsi="Times New Roman"/>
+          <w:sz w:val="24"/>
+        </w:rPr>
+      </w:pPr>
+      <w:r>
+        <w:rPr>
+          <w:rFonts w:ascii="Times New Roman" w:eastAsia="等线" w:hAnsi="Times New Roman" w:hint="eastAsia"/>
+          <w:sz w:val="24"/>
+        </w:rPr>
+        <w:t>第一句话，指</w:t>
+      </w:r>
+      <w:r>
+        <w:rPr>
+          <w:rFonts w:ascii="Times New Roman" w:eastAsia="等线" w:hAnsi="Times New Roman" w:hint="eastAsia"/>
+          <w:b/>
+          <w:bCs/>
+          <w:color w:val="FF0000"/>
+          <w:sz w:val="24"/>
+        </w:rPr>
+        <w:t>我的思维模型本是野路子</w:t>
+      </w:r>
+      <w:r>
+        <w:rPr>
+          <w:rFonts w:ascii="Times New Roman" w:eastAsia="等线" w:hAnsi="Times New Roman" w:hint="eastAsia"/>
+          <w:sz w:val="24"/>
+        </w:rPr>
+        <w:t>，但翻译成专有名词，也是可取的，我在分类之分类已给它放好了位置。</w:t>
+      </w:r>
+      <w:r>
+        <w:rPr>
+          <w:rFonts w:ascii="Times New Roman" w:eastAsia="等线" w:hAnsi="Times New Roman" w:hint="eastAsia"/>
+          <w:b/>
+          <w:bCs/>
+          <w:color w:val="FF0000"/>
+          <w:sz w:val="24"/>
+        </w:rPr>
+        <w:t>不是封闭的，如我所说之同化</w:t>
+      </w:r>
+      <w:r>
+        <w:rPr>
+          <w:rFonts w:ascii="Times New Roman" w:eastAsia="等线" w:hAnsi="Times New Roman" w:hint="eastAsia"/>
+          <w:sz w:val="24"/>
+        </w:rPr>
+        <w:t>；所谓从一个循环跳到另一个完全不相干的循环，其中不能实现的原因，我认为就是它并不封闭。（在苏菲的世界中，她们逃离了</w:t>
+      </w:r>
+      <w:r>
+        <w:rPr>
+          <w:rFonts w:ascii="Times New Roman" w:eastAsia="等线" w:hAnsi="Times New Roman" w:hint="eastAsia"/>
+          <w:sz w:val="24"/>
         </w:rPr>
         <w:t>某本书</w:t>
       </w:r>
       <w:r>
         <w:rPr>
-          <w:rFonts w:hint="eastAsia"/>
+          <w:rFonts w:ascii="Times New Roman" w:eastAsia="等线" w:hAnsi="Times New Roman" w:hint="eastAsia"/>
+          <w:sz w:val="24"/>
         </w:rPr>
         <w:t>的控制</w:t>
       </w:r>
       <w:r>
         <w:rPr>
-          <w:rFonts w:hint="eastAsia"/>
+          <w:rFonts w:ascii="Times New Roman" w:eastAsia="等线" w:hAnsi="Times New Roman" w:hint="eastAsia"/>
+          <w:sz w:val="24"/>
         </w:rPr>
         <w:t>；然而在我们的视角里，她们并没真正逃出来。）</w:t>
       </w:r>
     </w:p>
     <w:p>
       <w:pPr>
-        <w:jc w:val="left"/>
-      </w:pPr>
-      <w:r>
-        <w:rPr>
-          <w:rFonts w:hint="eastAsia"/>
+        <w:spacing w:line="380" w:lineRule="exact"/>
+        <w:rPr>
+          <w:rFonts w:ascii="Times New Roman" w:eastAsia="等线" w:hAnsi="Times New Roman" w:hint="eastAsia"/>
+          <w:sz w:val="24"/>
+        </w:rPr>
+      </w:pPr>
+    </w:p>
+    <w:p>
+      <w:pPr>
+        <w:spacing w:line="380" w:lineRule="exact"/>
+        <w:rPr>
+          <w:rFonts w:ascii="Times New Roman" w:eastAsia="等线" w:hAnsi="Times New Roman"/>
+          <w:sz w:val="24"/>
+        </w:rPr>
+      </w:pPr>
+      <w:r>
+        <w:rPr>
+          <w:rFonts w:ascii="Times New Roman" w:eastAsia="等线" w:hAnsi="Times New Roman" w:hint="eastAsia"/>
+          <w:sz w:val="24"/>
         </w:rPr>
         <w:t>我认为，古往今来的大多数讨论，都是在讨论“绝对静止”，或者普遍性，或者共性</w:t>
       </w:r>
       <w:r>
         <w:rPr>
-          <w:rFonts w:hint="eastAsia"/>
+          <w:rFonts w:ascii="Times New Roman" w:eastAsia="等线" w:hAnsi="Times New Roman" w:hint="eastAsia"/>
+          <w:sz w:val="24"/>
         </w:rPr>
         <w:t>，或者客观</w:t>
       </w:r>
       <w:r>
         <w:rPr>
-          <w:rFonts w:hint="eastAsia"/>
-        </w:rPr>
-        <w:t>。但我并不认为我们能够认识到“绝对静止”是什么。我认为“</w:t>
-      </w:r>
-      <w:r>
-        <w:rPr>
-          <w:rFonts w:hint="eastAsia"/>
+          <w:rFonts w:ascii="Times New Roman" w:eastAsia="等线" w:hAnsi="Times New Roman" w:hint="eastAsia"/>
+          <w:sz w:val="24"/>
+        </w:rPr>
+        <w:t>。但我并不认为我们能够认识到“绝对静止”是什么。我认为“认识”是一种动作，或变化，它是许多“绝对静止”的一种组合方式。我们的“认识”始终是一个组合，我们并不能找到一个“单”的“绝对静止”。正是因为这种组合，我们的“认识”没有起点，也没有终点。</w:t>
+      </w:r>
+      <w:r>
+        <w:rPr>
+          <w:rFonts w:ascii="Times New Roman" w:eastAsia="等线" w:hAnsi="Times New Roman" w:hint="eastAsia"/>
+          <w:sz w:val="24"/>
+        </w:rPr>
+        <w:t>（我并不采取旁观的形式，一切皆在其中。）</w:t>
+      </w:r>
+    </w:p>
+    <w:p>
+      <w:pPr>
+        <w:spacing w:line="380" w:lineRule="exact"/>
+        <w:rPr>
+          <w:rFonts w:ascii="Times New Roman" w:eastAsia="等线" w:hAnsi="Times New Roman"/>
+          <w:sz w:val="24"/>
+        </w:rPr>
+      </w:pPr>
+      <w:r>
+        <w:rPr>
+          <w:rFonts w:ascii="Times New Roman" w:eastAsia="等线" w:hAnsi="Times New Roman" w:hint="eastAsia"/>
+          <w:sz w:val="24"/>
+        </w:rPr>
+        <w:t>而如果基本元素不再是“绝对静止”，我以“认识”（或变化）为基础（似乎这样说并不太对）。其中一部分便是大家都有的认识，比如</w:t>
+      </w:r>
+      <w:proofErr w:type="gramStart"/>
+      <w:r>
+        <w:rPr>
+          <w:rFonts w:ascii="Times New Roman" w:eastAsia="等线" w:hAnsi="Times New Roman" w:hint="eastAsia"/>
+          <w:sz w:val="24"/>
+        </w:rPr>
+        <w:t>赤</w:t>
+      </w:r>
+      <w:proofErr w:type="gramEnd"/>
+      <w:r>
+        <w:rPr>
+          <w:rFonts w:ascii="Times New Roman" w:eastAsia="等线" w:hAnsi="Times New Roman" w:hint="eastAsia"/>
+          <w:sz w:val="24"/>
+        </w:rPr>
+        <w:t>橙黄绿蓝靛紫，比如太阳东升西落。还有一部分是挂</w:t>
+      </w:r>
+      <w:r>
+        <w:rPr>
+          <w:rFonts w:ascii="Times New Roman" w:eastAsia="等线" w:hAnsi="Times New Roman" w:hint="eastAsia"/>
+          <w:sz w:val="24"/>
+        </w:rPr>
+        <w:t>扣</w:t>
+      </w:r>
+      <w:r>
+        <w:rPr>
+          <w:rFonts w:ascii="Times New Roman" w:eastAsia="等线" w:hAnsi="Times New Roman" w:hint="eastAsia"/>
+          <w:sz w:val="24"/>
+        </w:rPr>
+        <w:t>在上面的，即个人</w:t>
+      </w:r>
+      <w:r>
+        <w:rPr>
+          <w:rFonts w:ascii="Times New Roman" w:eastAsia="等线" w:hAnsi="Times New Roman" w:hint="eastAsia"/>
+          <w:sz w:val="24"/>
+        </w:rPr>
+        <w:t>“</w:t>
+      </w:r>
+      <w:r>
+        <w:rPr>
+          <w:rFonts w:ascii="Times New Roman" w:eastAsia="等线" w:hAnsi="Times New Roman" w:hint="eastAsia"/>
+          <w:sz w:val="24"/>
         </w:rPr>
         <w:t>认识</w:t>
       </w:r>
       <w:r>
         <w:rPr>
-          <w:rFonts w:hint="eastAsia"/>
-        </w:rPr>
-        <w:t>”是一种动作，或变化，它是许多“绝对静止”的一种组合方式。我们的“认识”始终是一个组合，我们并不能找到一个“单”的“绝对静止”。正是因为这种组合，我们的“认识”没有起点，也没有终点。</w:t>
-      </w:r>
-      <w:r>
-        <w:rPr>
-          <w:rFonts w:hint="eastAsia"/>
-        </w:rPr>
-        <w:t>（我并不采取旁观的形式，一切皆在其中。）</w:t>
-      </w:r>
-    </w:p>
-    <w:p>
-      <w:pPr>
-        <w:jc w:val="left"/>
-      </w:pPr>
-      <w:r>
-        <w:rPr>
-          <w:rFonts w:hint="eastAsia"/>
-        </w:rPr>
-        <w:t>而如果基本元素不再是“绝对静止”，我以“认识”（或变化）为基础（似乎这样说并不太对）。其中一部分便是大家都有的认识，比如</w:t>
-      </w:r>
-      <w:proofErr w:type="gramStart"/>
-      <w:r>
-        <w:rPr>
-          <w:rFonts w:hint="eastAsia"/>
-        </w:rPr>
-        <w:t>赤</w:t>
-      </w:r>
-      <w:proofErr w:type="gramEnd"/>
-      <w:r>
-        <w:rPr>
-          <w:rFonts w:hint="eastAsia"/>
-        </w:rPr>
-        <w:t>橙黄绿蓝靛紫，比如太阳东升西落。还有一部分是挂</w:t>
-      </w:r>
-      <w:r>
-        <w:rPr>
-          <w:rFonts w:hint="eastAsia"/>
-        </w:rPr>
-        <w:t>扣</w:t>
-      </w:r>
-      <w:r>
-        <w:rPr>
-          <w:rFonts w:hint="eastAsia"/>
-        </w:rPr>
-        <w:t>在上面的，即个人</w:t>
-      </w:r>
-      <w:r>
-        <w:rPr>
-          <w:rFonts w:hint="eastAsia"/>
-        </w:rPr>
-        <w:t>“</w:t>
-      </w:r>
-      <w:r>
-        <w:rPr>
-          <w:rFonts w:hint="eastAsia"/>
-        </w:rPr>
-        <w:t>认识</w:t>
-      </w:r>
-      <w:r>
-        <w:rPr>
-          <w:rFonts w:hint="eastAsia"/>
+          <w:rFonts w:ascii="Times New Roman" w:eastAsia="等线" w:hAnsi="Times New Roman" w:hint="eastAsia"/>
+          <w:sz w:val="24"/>
         </w:rPr>
         <w:t>”</w:t>
       </w:r>
       <w:r>
         <w:rPr>
-          <w:rFonts w:hint="eastAsia"/>
+          <w:rFonts w:ascii="Times New Roman" w:eastAsia="等线" w:hAnsi="Times New Roman" w:hint="eastAsia"/>
+          <w:sz w:val="24"/>
         </w:rPr>
         <w:t>。这两者的调和</w:t>
       </w:r>
       <w:r>
         <w:rPr>
-          <w:rFonts w:hint="eastAsia"/>
+          <w:rFonts w:ascii="Times New Roman" w:eastAsia="等线" w:hAnsi="Times New Roman" w:hint="eastAsia"/>
+          <w:sz w:val="24"/>
         </w:rPr>
         <w:t>，当然你可以说是天人合一，顺其自然。还有一个说烂了的词“能动性”，它是其中转换的一环。</w:t>
       </w:r>
     </w:p>
     <w:p>
       <w:pPr>
-        <w:jc w:val="left"/>
-        <w:rPr>
-          <w:rFonts w:hint="eastAsia"/>
-        </w:rPr>
-      </w:pPr>
-      <w:r>
-        <w:rPr>
-          <w:rFonts w:hint="eastAsia"/>
+        <w:spacing w:line="380" w:lineRule="exact"/>
+        <w:rPr>
+          <w:rFonts w:ascii="Times New Roman" w:eastAsia="等线" w:hAnsi="Times New Roman" w:hint="eastAsia"/>
+          <w:sz w:val="24"/>
+        </w:rPr>
+      </w:pPr>
+    </w:p>
+    <w:p>
+      <w:pPr>
+        <w:spacing w:line="380" w:lineRule="exact"/>
+        <w:rPr>
+          <w:rFonts w:ascii="Times New Roman" w:eastAsia="等线" w:hAnsi="Times New Roman"/>
+          <w:sz w:val="24"/>
+        </w:rPr>
+      </w:pPr>
+      <w:r>
+        <w:rPr>
+          <w:rFonts w:ascii="Times New Roman" w:eastAsia="等线" w:hAnsi="Times New Roman" w:hint="eastAsia"/>
+          <w:sz w:val="24"/>
         </w:rPr>
         <w:t>但我并不认为后者做出来会比“绝对静止”好，不过如“</w:t>
       </w:r>
       <w:r>
         <w:rPr>
-          <w:rFonts w:hint="eastAsia"/>
-        </w:rPr>
-        <w:t>创造性大致是说改变了我们看待事物的眼光</w:t>
-      </w:r>
-      <w:r>
-        <w:rPr>
-          <w:rFonts w:hint="eastAsia"/>
-        </w:rPr>
-        <w:t>”所言，也并不是不好。</w:t>
+          <w:rFonts w:ascii="Times New Roman" w:eastAsia="等线" w:hAnsi="Times New Roman" w:hint="eastAsia"/>
+          <w:b/>
+          <w:bCs/>
+          <w:color w:val="FF0000"/>
+          <w:sz w:val="24"/>
+        </w:rPr>
+        <w:t>创造性</w:t>
+      </w:r>
+      <w:r>
+        <w:rPr>
+          <w:rFonts w:ascii="Times New Roman" w:eastAsia="等线" w:hAnsi="Times New Roman" w:hint="eastAsia"/>
+          <w:sz w:val="24"/>
+        </w:rPr>
+        <w:t>大致是说改变了我们看待事物的眼光”所言，也并不是不好。</w:t>
       </w:r>
     </w:p>
     <w:sectPr>
